--- a/TFT_prediction_remedy_plan/Iteration_4_code_refactored/Tensorboard_Output.docx
+++ b/TFT_prediction_remedy_plan/Iteration_4_code_refactored/Tensorboard_Output.docx
@@ -4,6 +4,10 @@
   <w:body>
     <w:p>
       <w:r>
+        <w:rPr>
+          <w:noProof/>
+          <w:lang w:eastAsia="en-IN"/>
+        </w:rPr>
         <w:drawing>
           <wp:inline distT="0" distB="0" distL="0" distR="0" wp14:anchorId="669A8CC1" wp14:editId="0F775410">
             <wp:extent cx="5731510" cy="2560320"/>
@@ -44,6 +48,10 @@
     <w:p/>
     <w:p>
       <w:r>
+        <w:rPr>
+          <w:noProof/>
+          <w:lang w:eastAsia="en-IN"/>
+        </w:rPr>
         <w:drawing>
           <wp:inline distT="0" distB="0" distL="0" distR="0" wp14:anchorId="607E1C5A" wp14:editId="6AEA4294">
             <wp:extent cx="5731510" cy="2527300"/>
@@ -79,6 +87,141 @@
             </a:graphic>
           </wp:inline>
         </w:drawing>
+      </w:r>
+    </w:p>
+    <w:p/>
+    <w:p>
+      <w:pPr>
+        <w:spacing w:after="0" w:line="240" w:lineRule="auto"/>
+        <w:rPr>
+          <w:rFonts w:ascii="Consolas" w:eastAsia="Times New Roman" w:hAnsi="Consolas" w:cs="Times New Roman"/>
+          <w:color w:val="CCCCCC"/>
+          <w:sz w:val="21"/>
+          <w:szCs w:val="21"/>
+          <w:lang w:eastAsia="en-IN"/>
+        </w:rPr>
+      </w:pPr>
+      <w:proofErr w:type="gramStart"/>
+      <w:r>
+        <w:rPr>
+          <w:rFonts w:ascii="Consolas" w:eastAsia="Times New Roman" w:hAnsi="Consolas" w:cs="Times New Roman"/>
+          <w:color w:val="CCCCCC"/>
+          <w:sz w:val="21"/>
+          <w:szCs w:val="21"/>
+          <w:lang w:eastAsia="en-IN"/>
+        </w:rPr>
+        <w:t>rows</w:t>
+      </w:r>
+      <w:proofErr w:type="gramEnd"/>
+      <w:r>
+        <w:rPr>
+          <w:rFonts w:ascii="Consolas" w:eastAsia="Times New Roman" w:hAnsi="Consolas" w:cs="Times New Roman"/>
+          <w:color w:val="CCCCCC"/>
+          <w:sz w:val="21"/>
+          <w:szCs w:val="21"/>
+          <w:lang w:eastAsia="en-IN"/>
+        </w:rPr>
+        <w:t>: 10,512,787 | elapsed: 15.5 min</w:t>
+      </w:r>
+    </w:p>
+    <w:p>
+      <w:pPr>
+        <w:spacing w:after="0" w:line="240" w:lineRule="auto"/>
+        <w:rPr>
+          <w:rFonts w:ascii="Consolas" w:eastAsia="Times New Roman" w:hAnsi="Consolas" w:cs="Times New Roman"/>
+          <w:color w:val="CCCCCC"/>
+          <w:sz w:val="21"/>
+          <w:szCs w:val="21"/>
+          <w:lang w:eastAsia="en-IN"/>
+        </w:rPr>
+      </w:pPr>
+      <w:r>
+        <w:rPr>
+          <w:rFonts w:ascii="Consolas" w:eastAsia="Times New Roman" w:hAnsi="Consolas" w:cs="Times New Roman"/>
+          <w:color w:val="CCCCCC"/>
+          <w:sz w:val="21"/>
+          <w:szCs w:val="21"/>
+          <w:lang w:eastAsia="en-IN"/>
+        </w:rPr>
+        <w:t xml:space="preserve">  PRED_MEAN: 1,689,744 (16.90 lacs)</w:t>
+      </w:r>
+    </w:p>
+    <w:p>
+      <w:pPr>
+        <w:spacing w:after="0" w:line="240" w:lineRule="auto"/>
+        <w:rPr>
+          <w:rFonts w:ascii="Consolas" w:eastAsia="Times New Roman" w:hAnsi="Consolas" w:cs="Times New Roman"/>
+          <w:color w:val="CCCCCC"/>
+          <w:sz w:val="21"/>
+          <w:szCs w:val="21"/>
+          <w:lang w:eastAsia="en-IN"/>
+        </w:rPr>
+      </w:pPr>
+      <w:r>
+        <w:rPr>
+          <w:rFonts w:ascii="Consolas" w:eastAsia="Times New Roman" w:hAnsi="Consolas" w:cs="Times New Roman"/>
+          <w:color w:val="CCCCCC"/>
+          <w:sz w:val="21"/>
+          <w:szCs w:val="21"/>
+          <w:lang w:eastAsia="en-IN"/>
+        </w:rPr>
+        <w:t xml:space="preserve">  PRED_Q45: 874,993 (8.75 lacs)</w:t>
+      </w:r>
+    </w:p>
+    <w:p>
+      <w:pPr>
+        <w:spacing w:after="0" w:line="240" w:lineRule="auto"/>
+        <w:rPr>
+          <w:rFonts w:ascii="Consolas" w:eastAsia="Times New Roman" w:hAnsi="Consolas" w:cs="Times New Roman"/>
+          <w:color w:val="CCCCCC"/>
+          <w:sz w:val="21"/>
+          <w:szCs w:val="21"/>
+          <w:lang w:eastAsia="en-IN"/>
+        </w:rPr>
+      </w:pPr>
+      <w:r>
+        <w:rPr>
+          <w:rFonts w:ascii="Consolas" w:eastAsia="Times New Roman" w:hAnsi="Consolas" w:cs="Times New Roman"/>
+          <w:color w:val="CCCCCC"/>
+          <w:sz w:val="21"/>
+          <w:szCs w:val="21"/>
+          <w:lang w:eastAsia="en-IN"/>
+        </w:rPr>
+        <w:t xml:space="preserve">  PRED_Q55: 1,149,038 (11.49 lacs)</w:t>
+      </w:r>
+    </w:p>
+    <w:p>
+      <w:pPr>
+        <w:spacing w:after="0" w:line="240" w:lineRule="auto"/>
+        <w:rPr>
+          <w:rFonts w:ascii="Consolas" w:eastAsia="Times New Roman" w:hAnsi="Consolas" w:cs="Times New Roman"/>
+          <w:color w:val="CCCCCC"/>
+          <w:sz w:val="21"/>
+          <w:szCs w:val="21"/>
+          <w:lang w:eastAsia="en-IN"/>
+        </w:rPr>
+      </w:pPr>
+      <w:r>
+        <w:rPr>
+          <w:rFonts w:ascii="Consolas" w:eastAsia="Times New Roman" w:hAnsi="Consolas" w:cs="Times New Roman"/>
+          <w:color w:val="CCCCCC"/>
+          <w:sz w:val="21"/>
+          <w:szCs w:val="21"/>
+          <w:lang w:eastAsia="en-IN"/>
+        </w:rPr>
+        <w:t xml:space="preserve">  PRED_Q70: 1,753,942 (17.54 lacs)</w:t>
+      </w:r>
+    </w:p>
+    <w:p>
+      <w:r>
+        <w:rPr>
+          <w:rFonts w:ascii="Consolas" w:eastAsia="Times New Roman" w:hAnsi="Consolas" w:cs="Times New Roman"/>
+          <w:color w:val="CCCCCC"/>
+          <w:sz w:val="21"/>
+          <w:szCs w:val="21"/>
+          <w:lang w:eastAsia="en-IN"/>
+        </w:rPr>
+        <w:t xml:space="preserve">  PRED_Q75: 2,054,107 (20.54 lacs)</w:t>
       </w:r>
       <w:bookmarkStart w:id="0" w:name="_GoBack"/>
       <w:bookmarkEnd w:id="0"/>
